--- a/M&A/カンテサンス/意向表明書_カンテサンス_20260930.docx
+++ b/M&A/カンテサンス/意向表明書_カンテサンス_20260930.docx
@@ -966,6 +966,19 @@
           <w:sz w:val="21"/>
           <w:szCs w:val="21"/>
         </w:rPr>
+        <w:t xml:space="preserve">ご共有いただいた質疑応答により、リピートのご希望が7割に達する一方、新規のお客様を受け入れるために意図的に調整されていること、海外からのお問い合わせが半数以上ありながらこれも絞っておられることを承知いたしました。需要を抑えることで品質を保つという判断は、規模の拡大を是とする一般的な事業運営とは逆の考え方であり、当社はこれを尊重いたします。</w:t>
+      </w:r>
+    </w:p>
+    <w:p>
+      <w:pPr>
+        <w:spacing w:after="120" w:before="0" w:line="300"/>
+      </w:pPr>
+      <w:r>
+        <w:rPr>
+          <w:rFonts w:ascii="Century" w:eastAsia="ＭＳ 明朝" w:hAnsi="Century"/>
+          <w:sz w:val="21"/>
+          <w:szCs w:val="21"/>
+        </w:rPr>
         <w:t xml:space="preserve">同時に、当社が最も強く印象を受けましたのは、数字そのものではなく、その数字を成立させている考え方でした。力を入れるのは料理であり、それ以外には意図的にコストをかけない。やること・やらないことを明確に区分することで、フランス料理店として稀有な利益率を実現しておられる。20年にわたり増収増益を継続し、宣伝費を一度もかけることなくこの水準を築いてこられたことに、当社は深い敬意を抱いております。</w:t>
       </w:r>
     </w:p>
@@ -1163,7 +1176,7 @@
           <w:sz w:val="21"/>
           <w:szCs w:val="21"/>
         </w:rPr>
-        <w:t xml:space="preserve">③ 物販の海外展開：岸田様が拡張余地として第一に挙げられた領域です。当社は海外輸出入ライセンスを自社で保有し、越境ECの運営実績を有しております。後述のとおり、国内での工場生産は行わないという岸田様のお考えを前提として、実現手段をご提供できるものと考えております。</w:t>
+        <w:t xml:space="preserve">③ 物販の生産能力の確保：ご共有いただいた質疑応答により、チーズケーキの売上が年間約7,000万円に達し、レストラン内での製造が生産能力の上限にあること、直近の抽選販売では約470名のご応募に対して販売枠が318個であったことを承知いたしました。需要が供給を大きく上回っている状態であり、当社が最も直接的にお役に立てる領域であると考えております。当社は自社EC（楽天・Yahoo!・寺田ワインマーケット）の運営実績と海外輸出入ライセンスを有しており、製造拠点の確保、受注・物流の運営、および海外販売の実務をご提供できます。</w:t>
       </w:r>
     </w:p>
     <w:p>
@@ -1191,7 +1204,7 @@
           <w:sz w:val="21"/>
           <w:szCs w:val="21"/>
         </w:rPr>
-        <w:t xml:space="preserve">⑤ 設備更新・移転に係る資金力：本書3項(3)に記載のとおりです。</w:t>
+        <w:t xml:space="preserve">⑤ 設備更新・移転に係る資金力：本書3項(4)に記載のとおりです。</w:t>
       </w:r>
     </w:p>
     <w:p>
@@ -1444,7 +1457,20 @@
           <w:sz w:val="21"/>
           <w:szCs w:val="21"/>
         </w:rPr>
-        <w:t xml:space="preserve">(2) 企業価値向上施策</w:t>
+        <w:t xml:space="preserve">(2) 料理・ブランドに関する意思決定</w:t>
+      </w:r>
+    </w:p>
+    <w:p>
+      <w:pPr>
+        <w:spacing w:after="120" w:before="0" w:line="300"/>
+      </w:pPr>
+      <w:r>
+        <w:rPr>
+          <w:rFonts w:ascii="Century" w:eastAsia="ＭＳ 明朝" w:hAnsi="Century"/>
+          <w:sz w:val="21"/>
+          <w:szCs w:val="21"/>
+        </w:rPr>
+        <w:t xml:space="preserve">ご共有いただいた質疑応答において、料理・ブランドに関する一定の自主性と品質承認プロセスの確保をご要望である旨を拝見いたしました。また、短期間の多店舗化や大量販売はブランド毀損につながるため、本店を守り、別商品・別業態で検証を重ねる進め方が望ましいとのお考えも承知いたしました。</w:t>
       </w:r>
     </w:p>
     <w:p>
@@ -1457,7 +1483,7 @@
           <w:sz w:val="21"/>
           <w:szCs w:val="21"/>
         </w:rPr>
-        <w:t xml:space="preserve">いずれも、岸田様がご納得される形でのみ実施するものです。三つ星の維持と両立しない施策は行いません。</w:t>
+        <w:t xml:space="preserve">当社は、いずれのお考えにも全面的に賛同いたします。そのうえで、次の2点を最終契約においてお約束する用意がございます。</w:t>
       </w:r>
     </w:p>
     <w:p>
@@ -1471,7 +1497,7 @@
           <w:sz w:val="21"/>
           <w:szCs w:val="21"/>
         </w:rPr>
-        <w:t xml:space="preserve">① 後継料理長の探索（最優先事項）：岸田様のご在任3年間のうちに、現ご在籍の方、卒業生の方、外部からの招聘という3つの選択肢を並行して検討し、最も適任の方を共同で選定いたします。当社は候補者の探索と交渉を実務として担当し、最終的な適否の判断は岸田様に委ねます。</w:t>
+        <w:t xml:space="preserve">① 料理、メニュー、価格、食材・ワインの仕入、店舗の意匠その他ブランドに関わる事項は、岸田様ご在任中は岸田様の、ご退任後は後継の料理長の承認を要するものとし、当社が一方的に決定することはいたしません。</w:t>
       </w:r>
     </w:p>
     <w:p>
@@ -1485,67 +1511,7 @@
           <w:sz w:val="21"/>
           <w:szCs w:val="21"/>
         </w:rPr>
-        <w:t xml:space="preserve">② 物販の海外展開：岸田様のお考えのとおり、国内での工場生産は行いません。対象会社で製造されたものと工場で製造されたものが併存し、後者が劣化版として受け取られる事態は、ブランドにとって回復不能な損失であると当社も考えております。海外における製造・販売の体制について、当社の輸出入ライセンスおよび越境ECの運営基盤を用いて具体化を進めます。</w:t>
-      </w:r>
-    </w:p>
-    <w:p>
-      <w:pPr>
-        <w:spacing w:after="80" w:line="300"/>
-        <w:ind w:left="440" w:hanging="280"/>
-      </w:pPr>
-      <w:r>
-        <w:rPr>
-          <w:rFonts w:ascii="Century" w:eastAsia="ＭＳ 明朝" w:hAnsi="Century"/>
-          <w:sz w:val="21"/>
-          <w:szCs w:val="21"/>
-        </w:rPr>
-        <w:t xml:space="preserve">③ 顧客情報のデジタル化：ご来店履歴・ご注文履歴を参照可能な形に整備いたします。営業現場の運用は変更いたしません。</w:t>
-      </w:r>
-    </w:p>
-    <w:p>
-      <w:pPr>
-        <w:spacing w:after="80" w:line="300"/>
-        <w:ind w:left="440" w:hanging="280"/>
-      </w:pPr>
-      <w:r>
-        <w:rPr>
-          <w:rFonts w:ascii="Century" w:eastAsia="ＭＳ 明朝" w:hAnsi="Century"/>
-          <w:sz w:val="21"/>
-          <w:szCs w:val="21"/>
-        </w:rPr>
-        <w:t xml:space="preserve">④ ワインリストの拡充：当社の調達網を通じ、現行の仕入経路を補完する形でリストを厚くいたします。</w:t>
-      </w:r>
-    </w:p>
-    <w:p>
-      <w:pPr>
-        <w:spacing w:after="80" w:line="300"/>
-        <w:ind w:left="440" w:hanging="280"/>
-      </w:pPr>
-      <w:r>
-        <w:rPr>
-          <w:rFonts w:ascii="Century" w:eastAsia="ＭＳ 明朝" w:hAnsi="Century"/>
-          <w:sz w:val="21"/>
-          <w:szCs w:val="21"/>
-        </w:rPr>
-        <w:t xml:space="preserve">⑤ 中長期のブランド展開：カフェ・デザート業態等への展開は、人材育成が前提であると伺っております。後継料理長の確保が完了し、岸田様に時間的な余裕が生じた段階で、改めてご相談させていただきます。</w:t>
-      </w:r>
-    </w:p>
-    <w:p>
-      <w:pPr>
-        <w:spacing w:after="60"/>
-      </w:pPr>
-    </w:p>
-    <w:p>
-      <w:pPr>
-        <w:spacing w:after="120" w:before="0" w:line="300"/>
-      </w:pPr>
-      <w:r>
-        <w:rPr>
-          <w:rFonts w:ascii="Century" w:eastAsia="ＭＳ 明朝" w:hAnsi="Century"/>
-          <w:sz w:val="21"/>
-          <w:szCs w:val="21"/>
-        </w:rPr>
-        <w:t xml:space="preserve">面談において、岸田様が現場を離れることは望ましくなく、横展開の打合せはオンラインまたはご来店の形が望ましい旨のご示唆を賜りました。スタッフの皆様が混乱されないことを最優先とするそのお考えに、当社は全面的に賛同いたします。</w:t>
+        <w:t xml:space="preserve">② カンテサンス本体の多店舗化は行いません。展開は、本店とは切り離した別商品・別業態において、段階的に検証を重ねる方法によります。</w:t>
       </w:r>
     </w:p>
     <w:p>
@@ -1560,20 +1526,20 @@
           <w:sz w:val="21"/>
           <w:szCs w:val="21"/>
         </w:rPr>
-        <w:t xml:space="preserve">(3) 店舗に関する方針（設備更新および移転・誘致のお話について）</w:t>
-      </w:r>
-    </w:p>
-    <w:p>
-      <w:pPr>
-        <w:spacing w:after="120" w:before="0" w:line="300"/>
-      </w:pPr>
-      <w:r>
-        <w:rPr>
-          <w:rFonts w:ascii="Century" w:eastAsia="ＭＳ 明朝" w:hAnsi="Century"/>
-          <w:sz w:val="21"/>
-          <w:szCs w:val="21"/>
-        </w:rPr>
-        <w:t xml:space="preserve">面談において、現店舗が十数年を経過し設備の更新時期を迎えていること、および複数の商業施設から誘致のお話が来ていることを伺いました。この点について、当社の考えを申し上げます。</w:t>
+        <w:t xml:space="preserve">(3) 企業価値向上施策</w:t>
+      </w:r>
+    </w:p>
+    <w:p>
+      <w:pPr>
+        <w:spacing w:after="100" w:before="0" w:line="300"/>
+      </w:pPr>
+      <w:r>
+        <w:rPr>
+          <w:rFonts w:ascii="Century" w:eastAsia="ＭＳ 明朝" w:hAnsi="Century"/>
+          <w:sz w:val="21"/>
+          <w:szCs w:val="21"/>
+        </w:rPr>
+        <w:t xml:space="preserve">いずれも、岸田様がご納得される形でのみ実施するものです。三つ星の維持と両立しない施策は行いません。</w:t>
       </w:r>
     </w:p>
     <w:p>
@@ -1587,7 +1553,7 @@
           <w:sz w:val="21"/>
           <w:szCs w:val="21"/>
         </w:rPr>
-        <w:t xml:space="preserve">① 設備の更新・修繕：当社は、必要な修繕および設備更新について、当社の資金により対応する用意がございます。株式会社アピシウスにおいても、店内の傷んでいた部分について当社の資金で改装・修繕を実施しており、同様の対応が可能です。譲受後、岸田様のご判断のもとで速やかに着手できるよう準備いたします。</w:t>
+        <w:t xml:space="preserve">① 後継料理長の探索（最優先事項）：岸田様のご在任3年間のうちに、現ご在籍の方、卒業生の方、外部からの招聘という3つの選択肢を並行して検討し、最も適任の方を共同で選定いたします。当社は候補者の探索と交渉を実務として担当し、最終的な適否の判断は岸田様に委ねます。</w:t>
       </w:r>
     </w:p>
     <w:p>
@@ -1601,7 +1567,49 @@
           <w:sz w:val="21"/>
           <w:szCs w:val="21"/>
         </w:rPr>
-        <w:t xml:space="preserve">② 移転・誘致：移転は賃料水準を通じて対象会社の収益構造に直接影響するものであり、本件の価額算定の前提にも関わります。他方、有利な条件での移転が実現すれば、設備の刷新と収益性の向上が同時に達成される可能性もございます。当社は、移転の是非について反対も賛成も予断しておらず、岸田様とご一緒に検討させていただきたいと考えております。誘致条件の交渉および移転に要する資金の負担についても、当社が支援いたします。</w:t>
+        <w:t xml:space="preserve">② 物販の拡大：面談において、対象会社で製造されたものと工場で製造されたものが併存し、後者が劣化版として受け取られる事態を避けるべきというお考えを伺いました。当社も同意見です。したがって二系統の製造は行わず、レストランの厨房から切り離した専用の製造拠点を単一の供給源として設けることを想定しております。レストランの生産能力を物販に割いている現状を解消すること自体が、厨房の負担軽減にもつながるものと考えております。海外販売は、その体制が整った段階で当社の輸出入ライセンスおよび越境ECの基盤を用いて進めます。</w:t>
+      </w:r>
+    </w:p>
+    <w:p>
+      <w:pPr>
+        <w:spacing w:after="80" w:line="300"/>
+        <w:ind w:left="440" w:hanging="280"/>
+      </w:pPr>
+      <w:r>
+        <w:rPr>
+          <w:rFonts w:ascii="Century" w:eastAsia="ＭＳ 明朝" w:hAnsi="Century"/>
+          <w:sz w:val="21"/>
+          <w:szCs w:val="21"/>
+        </w:rPr>
+        <w:t xml:space="preserve">③ 顧客情報のデジタル化：ご来店履歴・ご注文履歴を参照可能な形に整備いたします。営業現場の運用は変更いたしません。</w:t>
+      </w:r>
+    </w:p>
+    <w:p>
+      <w:pPr>
+        <w:spacing w:after="80" w:line="300"/>
+        <w:ind w:left="440" w:hanging="280"/>
+      </w:pPr>
+      <w:r>
+        <w:rPr>
+          <w:rFonts w:ascii="Century" w:eastAsia="ＭＳ 明朝" w:hAnsi="Century"/>
+          <w:sz w:val="21"/>
+          <w:szCs w:val="21"/>
+        </w:rPr>
+        <w:t xml:space="preserve">④ ワインリストの拡充：当社の調達網を通じ、現行の仕入経路を補完する形でリストを厚くいたします。</w:t>
+      </w:r>
+    </w:p>
+    <w:p>
+      <w:pPr>
+        <w:spacing w:after="80" w:line="300"/>
+        <w:ind w:left="440" w:hanging="280"/>
+      </w:pPr>
+      <w:r>
+        <w:rPr>
+          <w:rFonts w:ascii="Century" w:eastAsia="ＭＳ 明朝" w:hAnsi="Century"/>
+          <w:sz w:val="21"/>
+          <w:szCs w:val="21"/>
+        </w:rPr>
+        <w:t xml:space="preserve">⑤ 中長期のブランド展開：カフェ・デザート業態等への展開は、人材育成が前提であると伺っております。後継料理長の確保が完了し、岸田様に時間的な余裕が生じた段階で、改めてご相談させていただきます。</w:t>
       </w:r>
     </w:p>
     <w:p>
@@ -1611,66 +1619,6 @@
     </w:p>
     <w:p>
       <w:pPr>
-        <w:spacing w:after="100" w:before="0" w:line="300"/>
-      </w:pPr>
-      <w:r>
-        <w:rPr>
-          <w:rFonts w:ascii="Century" w:eastAsia="ＭＳ 明朝" w:hAnsi="Century"/>
-          <w:sz w:val="21"/>
-          <w:szCs w:val="21"/>
-        </w:rPr>
-        <w:t xml:space="preserve">つきましては、本書提出日からクロージングまでの間、次の各事項につきましては、事前にご協議の機会を賜りたくお願い申し上げます。対象会社の通常の事業運営を制約する趣旨ではございません。</w:t>
-      </w:r>
-    </w:p>
-    <w:p>
-      <w:pPr>
-        <w:spacing w:after="80" w:line="300"/>
-        <w:ind w:left="440" w:hanging="220"/>
-      </w:pPr>
-      <w:r>
-        <w:rPr>
-          <w:rFonts w:ascii="Century" w:eastAsia="ＭＳ 明朝" w:hAnsi="Century"/>
-          <w:sz w:val="21"/>
-          <w:szCs w:val="21"/>
-        </w:rPr>
-        <w:t xml:space="preserve">・移転・誘致に関する意向表明、覚書の締結その他の実質的な意思決定</w:t>
-      </w:r>
-    </w:p>
-    <w:p>
-      <w:pPr>
-        <w:spacing w:after="80" w:line="300"/>
-        <w:ind w:left="440" w:hanging="220"/>
-      </w:pPr>
-      <w:r>
-        <w:rPr>
-          <w:rFonts w:ascii="Century" w:eastAsia="ＭＳ 明朝" w:hAnsi="Century"/>
-          <w:sz w:val="21"/>
-          <w:szCs w:val="21"/>
-        </w:rPr>
-        <w:t xml:space="preserve">・店舗賃貸借契約の変更、更新または解約</w:t>
-      </w:r>
-    </w:p>
-    <w:p>
-      <w:pPr>
-        <w:spacing w:after="80" w:line="300"/>
-        <w:ind w:left="440" w:hanging="220"/>
-      </w:pPr>
-      <w:r>
-        <w:rPr>
-          <w:rFonts w:ascii="Century" w:eastAsia="ＭＳ 明朝" w:hAnsi="Century"/>
-          <w:sz w:val="21"/>
-          <w:szCs w:val="21"/>
-        </w:rPr>
-        <w:t xml:space="preserve">・1件あたり3,000万円を超える設備投資の意思決定</w:t>
-      </w:r>
-    </w:p>
-    <w:p>
-      <w:pPr>
-        <w:spacing w:after="60"/>
-      </w:pPr>
-    </w:p>
-    <w:p>
-      <w:pPr>
         <w:spacing w:after="120" w:before="0" w:line="300"/>
       </w:pPr>
       <w:r>
@@ -1679,7 +1627,7 @@
           <w:sz w:val="21"/>
           <w:szCs w:val="21"/>
         </w:rPr>
-        <w:t xml:space="preserve">なお、これらの事項について、クロージングまでにご決定が必要となるやむを得ない事情がある場合には、当社は速やかに検討のうえ回答いたします。本件のプロセスを理由として、対象会社の事業機会が失われることがあってはならないと考えております。</w:t>
+        <w:t xml:space="preserve">面談において、岸田様が現場を離れることは望ましくなく、横展開の打合せはオンラインまたはご来店の形が望ましい旨のご示唆を賜りました。スタッフの皆様が混乱されないことを最優先とするそのお考えに、当社は全面的に賛同いたします。</w:t>
       </w:r>
     </w:p>
     <w:p>
@@ -1694,7 +1642,141 @@
           <w:sz w:val="21"/>
           <w:szCs w:val="21"/>
         </w:rPr>
-        <w:t xml:space="preserve">(4) 資本戦略の方向性</w:t>
+        <w:t xml:space="preserve">(4) 店舗に関する方針（設備更新および移転・誘致のお話について）</w:t>
+      </w:r>
+    </w:p>
+    <w:p>
+      <w:pPr>
+        <w:spacing w:after="120" w:before="0" w:line="300"/>
+      </w:pPr>
+      <w:r>
+        <w:rPr>
+          <w:rFonts w:ascii="Century" w:eastAsia="ＭＳ 明朝" w:hAnsi="Century"/>
+          <w:sz w:val="21"/>
+          <w:szCs w:val="21"/>
+        </w:rPr>
+        <w:t xml:space="preserve">面談において、現店舗が十数年を経過し設備の更新時期を迎えていること、および複数の商業施設から誘致のお話が来ていることを伺いました。この点について、当社の考えを申し上げます。</w:t>
+      </w:r>
+    </w:p>
+    <w:p>
+      <w:pPr>
+        <w:spacing w:after="80" w:line="300"/>
+        <w:ind w:left="440" w:hanging="280"/>
+      </w:pPr>
+      <w:r>
+        <w:rPr>
+          <w:rFonts w:ascii="Century" w:eastAsia="ＭＳ 明朝" w:hAnsi="Century"/>
+          <w:sz w:val="21"/>
+          <w:szCs w:val="21"/>
+        </w:rPr>
+        <w:t xml:space="preserve">① 設備の更新・修繕：当社は、必要な修繕および設備更新について、当社の資金により対応する用意がございます。株式会社アピシウスにおいても、店内の傷んでいた部分について当社の資金で改装・修繕を実施しており、同様の対応が可能です。譲受後、岸田様のご判断のもとで速やかに着手できるよう準備いたします。</w:t>
+      </w:r>
+    </w:p>
+    <w:p>
+      <w:pPr>
+        <w:spacing w:after="80" w:line="300"/>
+        <w:ind w:left="440" w:hanging="280"/>
+      </w:pPr>
+      <w:r>
+        <w:rPr>
+          <w:rFonts w:ascii="Century" w:eastAsia="ＭＳ 明朝" w:hAnsi="Century"/>
+          <w:sz w:val="21"/>
+          <w:szCs w:val="21"/>
+        </w:rPr>
+        <w:t xml:space="preserve">② 移転・誘致：移転は賃料水準を通じて対象会社の収益構造に直接影響するものであり、本件の価額算定の前提にも関わります。他方、有利な条件での移転が実現すれば、設備の刷新と収益性の向上が同時に達成される可能性もございます。当社は、移転の是非について反対も賛成も予断しておらず、岸田様とご一緒に検討させていただきたいと考えております。誘致条件の交渉および移転に要する資金の負担についても、当社が支援いたします。</w:t>
+      </w:r>
+    </w:p>
+    <w:p>
+      <w:pPr>
+        <w:spacing w:after="60"/>
+      </w:pPr>
+    </w:p>
+    <w:p>
+      <w:pPr>
+        <w:spacing w:after="100" w:before="0" w:line="300"/>
+      </w:pPr>
+      <w:r>
+        <w:rPr>
+          <w:rFonts w:ascii="Century" w:eastAsia="ＭＳ 明朝" w:hAnsi="Century"/>
+          <w:sz w:val="21"/>
+          <w:szCs w:val="21"/>
+        </w:rPr>
+        <w:t xml:space="preserve">つきましては、本書提出日からクロージングまでの間、次の各事項につきましては、事前にご協議の機会を賜りたくお願い申し上げます。対象会社の通常の事業運営を制約する趣旨ではございません。</w:t>
+      </w:r>
+    </w:p>
+    <w:p>
+      <w:pPr>
+        <w:spacing w:after="80" w:line="300"/>
+        <w:ind w:left="440" w:hanging="220"/>
+      </w:pPr>
+      <w:r>
+        <w:rPr>
+          <w:rFonts w:ascii="Century" w:eastAsia="ＭＳ 明朝" w:hAnsi="Century"/>
+          <w:sz w:val="21"/>
+          <w:szCs w:val="21"/>
+        </w:rPr>
+        <w:t xml:space="preserve">・移転・誘致に関する意向表明、覚書の締結その他の実質的な意思決定</w:t>
+      </w:r>
+    </w:p>
+    <w:p>
+      <w:pPr>
+        <w:spacing w:after="80" w:line="300"/>
+        <w:ind w:left="440" w:hanging="220"/>
+      </w:pPr>
+      <w:r>
+        <w:rPr>
+          <w:rFonts w:ascii="Century" w:eastAsia="ＭＳ 明朝" w:hAnsi="Century"/>
+          <w:sz w:val="21"/>
+          <w:szCs w:val="21"/>
+        </w:rPr>
+        <w:t xml:space="preserve">・店舗賃貸借契約の変更、更新または解約</w:t>
+      </w:r>
+    </w:p>
+    <w:p>
+      <w:pPr>
+        <w:spacing w:after="80" w:line="300"/>
+        <w:ind w:left="440" w:hanging="220"/>
+      </w:pPr>
+      <w:r>
+        <w:rPr>
+          <w:rFonts w:ascii="Century" w:eastAsia="ＭＳ 明朝" w:hAnsi="Century"/>
+          <w:sz w:val="21"/>
+          <w:szCs w:val="21"/>
+        </w:rPr>
+        <w:t xml:space="preserve">・1件あたり3,000万円を超える設備投資の意思決定</w:t>
+      </w:r>
+    </w:p>
+    <w:p>
+      <w:pPr>
+        <w:spacing w:after="60"/>
+      </w:pPr>
+    </w:p>
+    <w:p>
+      <w:pPr>
+        <w:spacing w:after="120" w:before="0" w:line="300"/>
+      </w:pPr>
+      <w:r>
+        <w:rPr>
+          <w:rFonts w:ascii="Century" w:eastAsia="ＭＳ 明朝" w:hAnsi="Century"/>
+          <w:sz w:val="21"/>
+          <w:szCs w:val="21"/>
+        </w:rPr>
+        <w:t xml:space="preserve">なお、これらの事項について、クロージングまでにご決定が必要となるやむを得ない事情がある場合には、当社は速やかに検討のうえ回答いたします。本件のプロセスを理由として、対象会社の事業機会が失われることがあってはならないと考えております。</w:t>
+      </w:r>
+    </w:p>
+    <w:p>
+      <w:pPr>
+        <w:spacing w:after="100" w:before="200" w:line="300"/>
+      </w:pPr>
+      <w:r>
+        <w:rPr>
+          <w:rFonts w:ascii="Arial" w:eastAsia="ＭＳ ゴシック" w:hAnsi="Arial"/>
+          <w:b/>
+          <w:bCs/>
+          <w:sz w:val="21"/>
+          <w:szCs w:val="21"/>
+        </w:rPr>
+        <w:t xml:space="preserve">(5) 資本戦略の方向性</w:t>
       </w:r>
     </w:p>
     <w:p>
@@ -1807,7 +1889,7 @@
           <w:sz w:val="21"/>
           <w:szCs w:val="21"/>
         </w:rPr>
-        <w:t xml:space="preserve">支配人1名、キッチン13名、サービス7名の計22名の皆様について、給与・賞与・役職・勤務条件のいずれについても、譲受を理由とする不利益な変更は行いません。雇用はそのまま承継いたします。</w:t>
+        <w:t xml:space="preserve">支配人1名、キッチン13名、サービス7名の計21名の皆様について、給与・賞与・役職・勤務条件のいずれについても、譲受を理由とする不利益な変更は行いません。雇用はそのまま承継いたします。</w:t>
       </w:r>
     </w:p>
     <w:p>
@@ -2116,7 +2198,7 @@
                 <w:sz w:val="20"/>
                 <w:szCs w:val="20"/>
               </w:rPr>
-              <w:t xml:space="preserve">対象会社および同社の子会社であるカンテサンスプラス株式会社。面談にて言及のございました他の1社（株式会社BIS）は、本件の対象外と理解しております。対象範囲につきましては、DDの過程で確認させていただきたく存じます。</w:t>
+              <w:t xml:space="preserve">対象会社および同社の子会社であるカンテサンスプラス株式会社の2社。株式会社BISが本件の対象外であることは、ご共有いただいた質疑応答により確認いたしました。</w:t>
             </w:r>
           </w:p>
         </w:tc>
@@ -2675,7 +2757,7 @@
           <w:sz w:val="21"/>
           <w:szCs w:val="21"/>
         </w:rPr>
-        <w:t xml:space="preserve">⑤ ワイン在庫の時価が帳簿価額を相当程度上回ることが確認される場合。</w:t>
+        <w:t xml:space="preserve">⑤ 物販事業について、商標およびレシピが対象会社に帰属し、レストラン外に製造拠点を設けることに支障がないことが確認される場合。なお、ワイン在庫につきましては簿価1.19億円と承知しており、時価評価による含み益は生じうるものの、価額全体に与える影響は限定的であると理解しております。</w:t>
       </w:r>
     </w:p>
     <w:p>
@@ -3110,7 +3192,7 @@
           <w:sz w:val="19"/>
           <w:szCs w:val="19"/>
         </w:rPr>
-        <w:t xml:space="preserve">※　上記は初期開示資料の計数によるものです。面談において営業利益につき別の水準のご説明を賜ったものと理解しておりますが、「売上高の半分をやや上回る」とのご説明とは上記の数値が整合するものと考えております。DDの過程で確定させていただきたく存じます。確定額が上記を上回る場合には、当社の評価は上方に修正されます。</w:t>
+        <w:t xml:space="preserve">※　上記は会計上の計数です。ご共有いただいた質疑応答により、「修正営業利益5.8億円」と会計上の営業利益との差額が、主として岸田様の役員報酬に起因するものであることを承知いたしました。もっとも、当社は岸田様に譲受後3年間、現行と同一の条件でご在任いただくことを前提としております。役員報酬の正常化による収益改善は、岸田様がご退任され、後継の料理長の報酬に置き換わって初めて実現するものです。したがって当社は、3年間の確実性を重視し、会計上の営業利益を前提として算定しております。</w:t>
       </w:r>
     </w:p>
     <w:p>
@@ -4389,7 +4471,7 @@
           <w:sz w:val="21"/>
           <w:szCs w:val="21"/>
         </w:rPr>
-        <w:t xml:space="preserve">④ 本書3項(3)に記載の各事項（移転・誘致、賃貸借契約の変更、一定額を超える設備投資）について、クロージングまでの間、事前協議の枠組みにつきご了解をいただけること。</w:t>
+        <w:t xml:space="preserve">④ 本書3項(4)に記載の各事項（移転・誘致、賃貸借契約の変更、一定額を超える設備投資）について、クロージングまでの間、事前協議の枠組みにつきご了解をいただけること。</w:t>
       </w:r>
     </w:p>
     <w:p>
@@ -4403,7 +4485,7 @@
           <w:sz w:val="21"/>
           <w:szCs w:val="21"/>
         </w:rPr>
-        <w:t xml:space="preserve">⑤ 役員貸付金がクロージング時に全額現金にて精算されること。</w:t>
+        <w:t xml:space="preserve">⑤ 役員貸付金がクロージング時に全額現金にて精算されること。ご共有いただいた質疑応答により、同貸付金5億円は岸田様個人に対するもので、担保は同氏が保有される対象会社株式であると承知いたしました。本件により当該株式は当社へ移転し担保としての機能を失うため、クロージング時の現金精算を最終契約上の前提条件とさせていただきたく存じます。</w:t>
       </w:r>
     </w:p>
     <w:p>
@@ -4445,7 +4527,7 @@
           <w:sz w:val="21"/>
           <w:szCs w:val="21"/>
         </w:rPr>
-        <w:t xml:space="preserve">⑧ 岸田様との間で、合理的な範囲の競業避止に関する合意が成立すること（同価格帯のガストロノミーの新規開業の制限、および他店舗の監修に関する事前協議を想定しております。既存の監修業務を妨げる意図はなく、過度にご活動を制約するものではありません）。</w:t>
+        <w:t xml:space="preserve">⑧ 岸田様との間で、合理的な範囲の競業避止に関する合意が成立すること。想定しているのは、対象会社と同価格帯のガストロノミーを新たに開業されることの制限のみです。株式会社BISが現に行っておられる名古屋「Brillance」の監修・プロデュース業務につきましては、本件後も従前どおり継続されることを当社は前提としております。同店は対象会社の卒業生が率いる店舗であり、その関係が維持されることは、後継料理長の選定という本件最大の論点においても有益であると考えております。</w:t>
       </w:r>
     </w:p>
     <w:p>
@@ -5557,7 +5639,7 @@
           <w:sz w:val="21"/>
           <w:szCs w:val="21"/>
         </w:rPr>
-        <w:t xml:space="preserve">⑦ 物販事業：現在の年商、粗利率、生産能力、商標およびレシピの帰属。</w:t>
+        <w:t xml:space="preserve">⑦ 物販事業：粗利率、商標およびレシピの帰属、レストラン外に製造拠点を設ける場合の許認可および人員の手当て（年商約7,000万円、抽選販売、生産能力が上限にあることは承知しております）。</w:t>
       </w:r>
     </w:p>
     <w:p>
@@ -5571,7 +5653,7 @@
           <w:sz w:val="21"/>
           <w:szCs w:val="21"/>
         </w:rPr>
-        <w:t xml:space="preserve">⑧ グループ会社：カンテサンスプラス株式会社および株式会社BISの事業内容、対象会社との取引関係、本件における取扱い。</w:t>
+        <w:t xml:space="preserve">⑧ 労務：36協定の運用状況、固定残業給の設計と実労働時間との関係、勤怠記録の保存状況。本書13項(2)に記載のとおり、当社は是正を価額の減額要素とは考えておりません。</w:t>
       </w:r>
     </w:p>
     <w:p>
@@ -5585,7 +5667,7 @@
           <w:sz w:val="21"/>
           <w:szCs w:val="21"/>
         </w:rPr>
-        <w:t xml:space="preserve">⑨ 役員貸付金：精算の方法および時期。</w:t>
+        <w:t xml:space="preserve">⑨ グループ会社：カンテサンスプラス株式会社の事業内容および対象会社との取引関係（株式会社BISが本件の対象外であり、名古屋「Brillance」の監修を行っていることは承知しております）。</w:t>
       </w:r>
     </w:p>
     <w:p>
@@ -5599,7 +5681,21 @@
           <w:sz w:val="21"/>
           <w:szCs w:val="21"/>
         </w:rPr>
-        <w:t xml:space="preserve">⑩ 許認可：飲食店営業許可等の承継可否。</w:t>
+        <w:t xml:space="preserve">⑩ 役員貸付金：精算の方法および時期。</w:t>
+      </w:r>
+    </w:p>
+    <w:p>
+      <w:pPr>
+        <w:spacing w:after="80" w:line="300"/>
+        <w:ind w:left="440" w:hanging="280"/>
+      </w:pPr>
+      <w:r>
+        <w:rPr>
+          <w:rFonts w:ascii="Century" w:eastAsia="ＭＳ 明朝" w:hAnsi="Century"/>
+          <w:sz w:val="21"/>
+          <w:szCs w:val="21"/>
+        </w:rPr>
+        <w:t xml:space="preserve">⑪ 許認可：飲食店営業許可等の承継可否。</w:t>
       </w:r>
     </w:p>
     <w:p>
@@ -6968,7 +7064,7 @@
           <w:sz w:val="21"/>
           <w:szCs w:val="21"/>
         </w:rPr>
-        <w:t xml:space="preserve">レストランの事業承継において、譲渡された側の従業員の方々が抱かれる最大のご不安は、待遇の切下げと人員の入替えであると存じます。当社は、アピシウスにおいて、そのいずれも行わないどころか労働環境をむしろ改善したうえで、業績を大きく伸ばすことができました。対象会社の22名の皆様に対して、当社はこの実績をもってご説明申し上げることができます。</w:t>
+        <w:t xml:space="preserve">レストランの事業承継において、譲渡された側の従業員の方々が抱かれる最大のご不安は、待遇の切下げと人員の入替えであると存じます。当社は、アピシウスにおいて、そのいずれも行わないどころか労働環境をむしろ改善したうえで、業績を大きく伸ばすことができました。対象会社の21名の皆様に対して、当社はこの実績をもってご説明申し上げることができます。</w:t>
       </w:r>
     </w:p>
     <w:p>
@@ -6996,7 +7092,7 @@
           <w:sz w:val="21"/>
           <w:szCs w:val="21"/>
         </w:rPr>
-        <w:t xml:space="preserve">(2) 当社をご選定いただきたい理由</w:t>
+        <w:t xml:space="preserve">(2) 労務に関するご説明</w:t>
       </w:r>
     </w:p>
     <w:p>
@@ -7009,7 +7105,7 @@
           <w:sz w:val="21"/>
           <w:szCs w:val="21"/>
         </w:rPr>
-        <w:t xml:space="preserve">本件における最大の論点は、価格ではなく後継であると当社は考えております。面談において、3〜4年後に後任となる方が現時点ではいらっしゃらないこと、リーダーには料理の技術とは異なる能力が必要であること、選択肢を多く持ったうえで最も能力の高い方を選びたいとお考えであることを伺いました。</w:t>
+        <w:t xml:space="preserve">ご共有いただいた質疑応答において、36協定の運用面で確認を要する事項がある旨、および出退勤の記録が手書きで管理されている旨のご説明を拝見いたしました。</w:t>
       </w:r>
     </w:p>
     <w:p>
@@ -7022,20 +7118,7 @@
           <w:sz w:val="21"/>
           <w:szCs w:val="21"/>
         </w:rPr>
-        <w:t xml:space="preserve">これは、価格の多寡によって解決される性質の課題ではございません。必要なのは、3年という限られた期間のなかで、候補者を探し、打診し、迎え入れる実務を担える買主です。当社は、グランメゾンを現に運営し、料理人の方々のネットワークを実務として有しております。面談の場で申し上げたとおり、この探索を岸田様とご一緒に行わせていただきたく存じます。</w:t>
-      </w:r>
-    </w:p>
-    <w:p>
-      <w:pPr>
-        <w:spacing w:after="120" w:before="0" w:line="300"/>
-      </w:pPr>
-      <w:r>
-        <w:rPr>
-          <w:rFonts w:ascii="Century" w:eastAsia="ＭＳ 明朝" w:hAnsi="Century"/>
-          <w:sz w:val="21"/>
-          <w:szCs w:val="21"/>
-        </w:rPr>
-        <w:t xml:space="preserve">あわせて、当社はワインを本業とする事業者として、対象会社が19年をかけて築いてこられた仕入先との関係の価値を正しく理解しております。これを損なうことなく維持し、必要に応じて補完する立場にあります。</w:t>
+        <w:t xml:space="preserve">当社は、株式会社アピシウスの承継に際して、常態化していたサービス残業を撤廃し、勤怠管理を整備した実績を有しております。飲食業における労務管理の実務を、当社は現に経験しております。</w:t>
       </w:r>
     </w:p>
     <w:p>
@@ -7048,7 +7131,7 @@
           <w:sz w:val="21"/>
           <w:szCs w:val="21"/>
         </w:rPr>
-        <w:t xml:space="preserve">当社は、対象会社を短期的な収益機会として取得するものではありません。三つ星を維持し、岸田様が築かれたものを次の世代へ引き継ぐことを、本件の目的そのものとして位置づけております。</w:t>
+        <w:t xml:space="preserve">つきましては、DDにおいて確認のうえ、是正を要する事項が判明した場合には、当社の負担と責任において整備いたします。当該事項をもって譲受価額の減額を求めることは想定しておりません。従業員の皆様の待遇を切り下げる形での是正も行いません。</w:t>
       </w:r>
     </w:p>
     <w:p>
@@ -7063,63 +7146,59 @@
           <w:sz w:val="21"/>
           <w:szCs w:val="21"/>
         </w:rPr>
-        <w:t xml:space="preserve">(3) ご要望事項</w:t>
-      </w:r>
-    </w:p>
-    <w:p>
-      <w:pPr>
-        <w:spacing w:after="80" w:line="300"/>
-        <w:ind w:left="440" w:hanging="280"/>
-      </w:pPr>
-      <w:r>
-        <w:rPr>
-          <w:rFonts w:ascii="Century" w:eastAsia="ＭＳ 明朝" w:hAnsi="Century"/>
-          <w:sz w:val="21"/>
-          <w:szCs w:val="21"/>
-        </w:rPr>
-        <w:t xml:space="preserve">① 本ご案内Ⅳ-5に関し、本書8項に記載のとおり、資金調達に係る協議についての書面によるご承諾を賜りたくお願い申し上げます。</w:t>
-      </w:r>
-    </w:p>
-    <w:p>
-      <w:pPr>
-        <w:spacing w:after="80" w:line="300"/>
-        <w:ind w:left="440" w:hanging="280"/>
-      </w:pPr>
-      <w:r>
-        <w:rPr>
-          <w:rFonts w:ascii="Century" w:eastAsia="ＭＳ 明朝" w:hAnsi="Century"/>
-          <w:sz w:val="21"/>
-          <w:szCs w:val="21"/>
-        </w:rPr>
-        <w:t xml:space="preserve">② DDの過程において、主要仕入先との取引条件、店舗賃貸借契約、および誘致案件に関する資料をご開示いただきたく存じます。</w:t>
-      </w:r>
-    </w:p>
-    <w:p>
-      <w:pPr>
-        <w:spacing w:after="80" w:line="300"/>
-        <w:ind w:left="440" w:hanging="280"/>
-      </w:pPr>
-      <w:r>
-        <w:rPr>
-          <w:rFonts w:ascii="Century" w:eastAsia="ＭＳ 明朝" w:hAnsi="Century"/>
-          <w:sz w:val="21"/>
-          <w:szCs w:val="21"/>
-        </w:rPr>
-        <w:t xml:space="preserve">③ 本書3項(3)に記載の事前協議の枠組みにつき、ご了解を賜りたくお願い申し上げます。</w:t>
-      </w:r>
-    </w:p>
-    <w:p>
-      <w:pPr>
-        <w:spacing w:after="80" w:line="300"/>
-        <w:ind w:left="440" w:hanging="280"/>
-      </w:pPr>
-      <w:r>
-        <w:rPr>
-          <w:rFonts w:ascii="Century" w:eastAsia="ＭＳ 明朝" w:hAnsi="Century"/>
-          <w:sz w:val="21"/>
-          <w:szCs w:val="21"/>
-        </w:rPr>
-        <w:t xml:space="preserve">④ 当社がDDに進む場合には、一定期間の独占交渉権を賜りたくお願い申し上げます。当社の検討体制および費用負担に鑑み、ご高配を賜れますと幸いです。</w:t>
+        <w:t xml:space="preserve">(3) 当社をご選定いただきたい理由</w:t>
+      </w:r>
+    </w:p>
+    <w:p>
+      <w:pPr>
+        <w:spacing w:after="120" w:before="0" w:line="300"/>
+      </w:pPr>
+      <w:r>
+        <w:rPr>
+          <w:rFonts w:ascii="Century" w:eastAsia="ＭＳ 明朝" w:hAnsi="Century"/>
+          <w:sz w:val="21"/>
+          <w:szCs w:val="21"/>
+        </w:rPr>
+        <w:t xml:space="preserve">本件における最大の論点は、価格ではなく後継であると当社は考えております。面談において、3〜4年後に後任となる方が現時点ではいらっしゃらないこと、リーダーには料理の技術とは異なる能力が必要であること、選択肢を多く持ったうえで最も能力の高い方を選びたいとお考えであることを伺いました。</w:t>
+      </w:r>
+    </w:p>
+    <w:p>
+      <w:pPr>
+        <w:spacing w:after="120" w:before="0" w:line="300"/>
+      </w:pPr>
+      <w:r>
+        <w:rPr>
+          <w:rFonts w:ascii="Century" w:eastAsia="ＭＳ 明朝" w:hAnsi="Century"/>
+          <w:sz w:val="21"/>
+          <w:szCs w:val="21"/>
+        </w:rPr>
+        <w:t xml:space="preserve">これは、価格の多寡によって解決される性質の課題ではございません。必要なのは、3年という限られた期間のなかで、候補者を探し、打診し、迎え入れる実務を担える買主です。当社は、グランメゾンを現に運営し、料理人の方々のネットワークを実務として有しております。面談の場で申し上げたとおり、この探索を岸田様とご一緒に行わせていただきたく存じます。</w:t>
+      </w:r>
+    </w:p>
+    <w:p>
+      <w:pPr>
+        <w:spacing w:after="120" w:before="0" w:line="300"/>
+      </w:pPr>
+      <w:r>
+        <w:rPr>
+          <w:rFonts w:ascii="Century" w:eastAsia="ＭＳ 明朝" w:hAnsi="Century"/>
+          <w:sz w:val="21"/>
+          <w:szCs w:val="21"/>
+        </w:rPr>
+        <w:t xml:space="preserve">あわせて、当社はワインを本業とする事業者として、対象会社が19年をかけて築いてこられた仕入先との関係の価値を正しく理解しております。これを損なうことなく維持し、必要に応じて補完する立場にあります。</w:t>
+      </w:r>
+    </w:p>
+    <w:p>
+      <w:pPr>
+        <w:spacing w:after="160" w:before="0" w:line="300"/>
+      </w:pPr>
+      <w:r>
+        <w:rPr>
+          <w:rFonts w:ascii="Century" w:eastAsia="ＭＳ 明朝" w:hAnsi="Century"/>
+          <w:sz w:val="21"/>
+          <w:szCs w:val="21"/>
+        </w:rPr>
+        <w:t xml:space="preserve">当社は、対象会社を短期的な収益機会として取得するものではありません。三つ星を維持し、岸田様が築かれたものを次の世代へ引き継ぐことを、本件の目的そのものとして位置づけております。</w:t>
       </w:r>
     </w:p>
     <w:p>
@@ -7134,7 +7213,78 @@
           <w:sz w:val="21"/>
           <w:szCs w:val="21"/>
         </w:rPr>
-        <w:t xml:space="preserve">(4) 本書の位置づけ</w:t>
+        <w:t xml:space="preserve">(4) ご要望事項</w:t>
+      </w:r>
+    </w:p>
+    <w:p>
+      <w:pPr>
+        <w:spacing w:after="80" w:line="300"/>
+        <w:ind w:left="440" w:hanging="280"/>
+      </w:pPr>
+      <w:r>
+        <w:rPr>
+          <w:rFonts w:ascii="Century" w:eastAsia="ＭＳ 明朝" w:hAnsi="Century"/>
+          <w:sz w:val="21"/>
+          <w:szCs w:val="21"/>
+        </w:rPr>
+        <w:t xml:space="preserve">① 本ご案内Ⅳ-5に関し、本書8項に記載のとおり、資金調達に係る協議についての書面によるご承諾を賜りたくお願い申し上げます。</w:t>
+      </w:r>
+    </w:p>
+    <w:p>
+      <w:pPr>
+        <w:spacing w:after="80" w:line="300"/>
+        <w:ind w:left="440" w:hanging="280"/>
+      </w:pPr>
+      <w:r>
+        <w:rPr>
+          <w:rFonts w:ascii="Century" w:eastAsia="ＭＳ 明朝" w:hAnsi="Century"/>
+          <w:sz w:val="21"/>
+          <w:szCs w:val="21"/>
+        </w:rPr>
+        <w:t xml:space="preserve">② DDの過程において、主要仕入先との取引条件、店舗賃貸借契約、および誘致案件に関する資料をご開示いただきたく存じます。</w:t>
+      </w:r>
+    </w:p>
+    <w:p>
+      <w:pPr>
+        <w:spacing w:after="80" w:line="300"/>
+        <w:ind w:left="440" w:hanging="280"/>
+      </w:pPr>
+      <w:r>
+        <w:rPr>
+          <w:rFonts w:ascii="Century" w:eastAsia="ＭＳ 明朝" w:hAnsi="Century"/>
+          <w:sz w:val="21"/>
+          <w:szCs w:val="21"/>
+        </w:rPr>
+        <w:t xml:space="preserve">③ 本書3項(4)に記載の事前協議の枠組みにつき、ご了解を賜りたくお願い申し上げます。</w:t>
+      </w:r>
+    </w:p>
+    <w:p>
+      <w:pPr>
+        <w:spacing w:after="80" w:line="300"/>
+        <w:ind w:left="440" w:hanging="280"/>
+      </w:pPr>
+      <w:r>
+        <w:rPr>
+          <w:rFonts w:ascii="Century" w:eastAsia="ＭＳ 明朝" w:hAnsi="Century"/>
+          <w:sz w:val="21"/>
+          <w:szCs w:val="21"/>
+        </w:rPr>
+        <w:t xml:space="preserve">④ 当社がDDに進む場合には、一定期間の独占交渉権を賜りたくお願い申し上げます。当社の検討体制および費用負担に鑑み、ご高配を賜れますと幸いです。</w:t>
+      </w:r>
+    </w:p>
+    <w:p>
+      <w:pPr>
+        <w:spacing w:after="100" w:before="200" w:line="300"/>
+      </w:pPr>
+      <w:r>
+        <w:rPr>
+          <w:rFonts w:ascii="Arial" w:eastAsia="ＭＳ ゴシック" w:hAnsi="Arial"/>
+          <w:b/>
+          <w:bCs/>
+          <w:sz w:val="21"/>
+          <w:szCs w:val="21"/>
+        </w:rPr>
+        <w:t xml:space="preserve">(5) 本書の位置づけ</w:t>
       </w:r>
     </w:p>
     <w:p>

--- a/M&A/カンテサンス/意向表明書_カンテサンス_20260930.docx
+++ b/M&A/カンテサンス/意向表明書_カンテサンス_20260930.docx
@@ -2198,7 +2198,7 @@
                 <w:sz w:val="20"/>
                 <w:szCs w:val="20"/>
               </w:rPr>
-              <w:t xml:space="preserve">対象会社および同社の子会社であるカンテサンスプラス株式会社の2社。株式会社BISが本件の対象外であることは、ご共有いただいた質疑応答により確認いたしました。</w:t>
+              <w:t xml:space="preserve">対象会社および同社の子会社であるカンテサンスプラス株式会社の2社。株式会社BISが本件の対象外であることは、ご共有いただいた質疑応答により確認いたしました。なお、カンテサンスプラス株式会社は監修・コンサルティングを営む会社であり、第10期（2026年6月期）の売上高は593万円、純資産は3,607万円、現預金は4,291万円と承知しております。物販（ガトー）の売上は対象会社本体に計上されていることも確認いたしました。</w:t>
             </w:r>
           </w:p>
         </w:tc>
@@ -2758,6 +2758,20 @@
           <w:szCs w:val="21"/>
         </w:rPr>
         <w:t xml:space="preserve">⑤ 物販事業について、商標およびレシピが対象会社に帰属し、レストラン外に製造拠点を設けることに支障がないことが確認される場合。なお、ワイン在庫につきましては簿価1.19億円と承知しており、時価評価による含み益は生じうるものの、価額全体に与える影響は限定的であると理解しております。</w:t>
+      </w:r>
+    </w:p>
+    <w:p>
+      <w:pPr>
+        <w:spacing w:after="80" w:line="300"/>
+        <w:ind w:left="440" w:hanging="280"/>
+      </w:pPr>
+      <w:r>
+        <w:rPr>
+          <w:rFonts w:ascii="Century" w:eastAsia="ＭＳ 明朝" w:hAnsi="Century"/>
+          <w:sz w:val="21"/>
+          <w:szCs w:val="21"/>
+        </w:rPr>
+        <w:t xml:space="preserve">⑥ カンテサンスプラス株式会社の純資産3,607万円および中小企業倒産防止共済の解約手当金相当額が、実質的に対象会社グループに帰属することが確認される場合。</w:t>
       </w:r>
     </w:p>
     <w:p>
@@ -4485,7 +4499,7 @@
           <w:sz w:val="21"/>
           <w:szCs w:val="21"/>
         </w:rPr>
-        <w:t xml:space="preserve">⑤ 役員貸付金がクロージング時に全額現金にて精算されること。ご共有いただいた質疑応答により、同貸付金5億円は岸田様個人に対するもので、担保は同氏が保有される対象会社株式であると承知いたしました。本件により当該株式は当社へ移転し担保としての機能を失うため、クロージング時の現金精算を最終契約上の前提条件とさせていただきたく存じます。</w:t>
+        <w:t xml:space="preserve">⑤ 役員貸付金がクロージング時に全額現金にて精算されること。ご共有いただいた質疑応答および第15期の勘定科目内訳明細書により、同貸付金5億円は岸田様個人に対するもので、年利1%相当の利息（第15期430万円）が適正に計上されていること、担保は同氏が保有される対象会社株式であることを確認いたしました。本件により当該株式は当社へ移転し担保としての機能を失うため、クロージング時の現金精算を最終契約上の前提条件とさせていただきたく存じます。</w:t>
       </w:r>
     </w:p>
     <w:p>
@@ -5667,7 +5681,7 @@
           <w:sz w:val="21"/>
           <w:szCs w:val="21"/>
         </w:rPr>
-        <w:t xml:space="preserve">⑨ グループ会社：カンテサンスプラス株式会社の事業内容および対象会社との取引関係（株式会社BISが本件の対象外であり、名古屋「Brillance」の監修を行っていることは承知しております）。</w:t>
+        <w:t xml:space="preserve">⑨ カンテサンスプラス株式会社：監修・コンサルティングの取引先および契約期間、岸田様からの役員借入金554万円の精算方法、本店を岸田様のご自宅に置かれていることに伴う地代家賃19.5万円の取扱い。</w:t>
       </w:r>
     </w:p>
     <w:p>
@@ -5681,7 +5695,7 @@
           <w:sz w:val="21"/>
           <w:szCs w:val="21"/>
         </w:rPr>
-        <w:t xml:space="preserve">⑩ 役員貸付金：精算の方法および時期。</w:t>
+        <w:t xml:space="preserve">⑩ 関連当事者取引：対象会社が岸田様のご自宅（港区高輪）を社宅として賃借されている件の契約内容と、本件後の取扱い。</w:t>
       </w:r>
     </w:p>
     <w:p>
@@ -5695,7 +5709,35 @@
           <w:sz w:val="21"/>
           <w:szCs w:val="21"/>
         </w:rPr>
-        <w:t xml:space="preserve">⑪ 許認可：飲食店営業許可等の承継可否。</w:t>
+        <w:t xml:space="preserve">⑪ 予約サイトとの関係：第15期末に株式会社GHO（OMAKASE）に対する未収入金538万円が計上されていることと、質疑応答における「どことも契約しておらず手数料の支払はない」とのご説明との関係。</w:t>
+      </w:r>
+    </w:p>
+    <w:p>
+      <w:pPr>
+        <w:spacing w:after="80" w:line="300"/>
+        <w:ind w:left="440" w:hanging="280"/>
+      </w:pPr>
+      <w:r>
+        <w:rPr>
+          <w:rFonts w:ascii="Century" w:eastAsia="ＭＳ 明朝" w:hAnsi="Century"/>
+          <w:sz w:val="21"/>
+          <w:szCs w:val="21"/>
+        </w:rPr>
+        <w:t xml:space="preserve">⑫ 役員貸付金：精算の方法および時期。</w:t>
+      </w:r>
+    </w:p>
+    <w:p>
+      <w:pPr>
+        <w:spacing w:after="80" w:line="300"/>
+        <w:ind w:left="440" w:hanging="280"/>
+      </w:pPr>
+      <w:r>
+        <w:rPr>
+          <w:rFonts w:ascii="Century" w:eastAsia="ＭＳ 明朝" w:hAnsi="Century"/>
+          <w:sz w:val="21"/>
+          <w:szCs w:val="21"/>
+        </w:rPr>
+        <w:t xml:space="preserve">⑬ 許認可：飲食店営業許可等の承継可否。</w:t>
       </w:r>
     </w:p>
     <w:p>
@@ -7123,6 +7165,92 @@
     </w:p>
     <w:p>
       <w:pPr>
+        <w:spacing w:after="100" w:before="0" w:line="300"/>
+      </w:pPr>
+      <w:r>
+        <w:rPr>
+          <w:rFonts w:ascii="Century" w:eastAsia="ＭＳ 明朝" w:hAnsi="Century"/>
+          <w:sz w:val="21"/>
+          <w:szCs w:val="21"/>
+        </w:rPr>
+        <w:t xml:space="preserve">そのうえで、ご開示いただいた賃金台帳（2025年9月〜2026年8月・全社計）および正社員賃金規程を拝見し、次のとおり理解しております。</w:t>
+      </w:r>
+    </w:p>
+    <w:p>
+      <w:pPr>
+        <w:spacing w:after="80" w:line="300"/>
+        <w:ind w:left="440" w:hanging="220"/>
+      </w:pPr>
+      <w:r>
+        <w:rPr>
+          <w:rFonts w:ascii="Century" w:eastAsia="ＭＳ 明朝" w:hAnsi="Century"/>
+          <w:sz w:val="21"/>
+          <w:szCs w:val="21"/>
+        </w:rPr>
+        <w:t xml:space="preserve">・固定残業手当の年額は1,234万円である一方、同期間の時間外労働は全社で417時間です。1人あたりに引き直すと月1.7時間であり、固定残業手当が実際の時間外労働を大きく上回っています。</w:t>
+      </w:r>
+    </w:p>
+    <w:p>
+      <w:pPr>
+        <w:spacing w:after="80" w:line="300"/>
+        <w:ind w:left="440" w:hanging="220"/>
+      </w:pPr>
+      <w:r>
+        <w:rPr>
+          <w:rFonts w:ascii="Century" w:eastAsia="ＭＳ 明朝" w:hAnsi="Century"/>
+          <w:sz w:val="21"/>
+          <w:szCs w:val="21"/>
+        </w:rPr>
+        <w:t xml:space="preserve">・1日あたりの就労時間は7.97時間、1人あたりの年間出勤日数は194日です。高価格帯のフランス料理店として、極めて良好な水準です。</w:t>
+      </w:r>
+    </w:p>
+    <w:p>
+      <w:pPr>
+        <w:spacing w:after="80" w:line="300"/>
+        <w:ind w:left="440" w:hanging="220"/>
+      </w:pPr>
+      <w:r>
+        <w:rPr>
+          <w:rFonts w:ascii="Century" w:eastAsia="ＭＳ 明朝" w:hAnsi="Century"/>
+          <w:sz w:val="21"/>
+          <w:szCs w:val="21"/>
+        </w:rPr>
+        <w:t xml:space="preserve">・正社員賃金規程第9条には、固定残業時間を超過した場合に差額を支払う旨（第4項）および固定残業に含まれる時間外は45時間以内とする旨（第5項）が明記されており、固定残業手当の設計は適正であると理解しております。</w:t>
+      </w:r>
+    </w:p>
+    <w:p>
+      <w:pPr>
+        <w:spacing w:after="60"/>
+      </w:pPr>
+    </w:p>
+    <w:p>
+      <w:pPr>
+        <w:spacing w:after="120" w:before="0" w:line="300"/>
+      </w:pPr>
+      <w:r>
+        <w:rPr>
+          <w:rFonts w:ascii="Century" w:eastAsia="ＭＳ 明朝" w:hAnsi="Century"/>
+          <w:sz w:val="21"/>
+          <w:szCs w:val="21"/>
+        </w:rPr>
+        <w:t xml:space="preserve">仮に、個別の労働契約書における固定残業時間数の記載が不十分であるなどの理由により、固定残業手当の全部が無効と判断された場合であっても、既払額を充当しない前提で試算した未払残業代は年80万円程度、3年遡及で240万円程度にとどまります。譲受価額に対する影響は0.1%未満です。</w:t>
+      </w:r>
+    </w:p>
+    <w:p>
+      <w:pPr>
+        <w:spacing w:after="120" w:before="0" w:line="300"/>
+      </w:pPr>
+      <w:r>
+        <w:rPr>
+          <w:rFonts w:ascii="Century" w:eastAsia="ＭＳ 明朝" w:hAnsi="Century"/>
+          <w:sz w:val="21"/>
+          <w:szCs w:val="21"/>
+        </w:rPr>
+        <w:t xml:space="preserve">つきましては、DDにおいて確認のうえ、是正を要する事項が判明した場合には、当社の負担と責任において整備いたします。当該事項をもって譲受価額の減額を求めることは想定しておりません。従業員の皆様の待遇を切り下げる形での是正も行いません。</w:t>
+      </w:r>
+    </w:p>
+    <w:p>
+      <w:pPr>
         <w:spacing w:after="160" w:before="0" w:line="300"/>
       </w:pPr>
       <w:r>
@@ -7131,7 +7259,7 @@
           <w:sz w:val="21"/>
           <w:szCs w:val="21"/>
         </w:rPr>
-        <w:t xml:space="preserve">つきましては、DDにおいて確認のうえ、是正を要する事項が判明した場合には、当社の負担と責任において整備いたします。当該事項をもって譲受価額の減額を求めることは想定しておりません。従業員の皆様の待遇を切り下げる形での是正も行いません。</w:t>
+        <w:t xml:space="preserve">36協定の運用および勤怠記録の方法につきましては、労働時間の適正な把握という観点から整備の余地があるものと拝察いたしますが、これは対象会社の価値を損なう事象ではなく、承継後に当社が担うべき実務であると考えております。</w:t>
       </w:r>
     </w:p>
     <w:p>

--- a/M&A/カンテサンス/意向表明書_カンテサンス_20260930.docx
+++ b/M&A/カンテサンス/意向表明書_カンテサンス_20260930.docx
@@ -1889,7 +1889,7 @@
           <w:sz w:val="21"/>
           <w:szCs w:val="21"/>
         </w:rPr>
-        <w:t xml:space="preserve">支配人1名、キッチン13名、サービス7名の計21名の皆様について、給与・賞与・役職・勤務条件のいずれについても、譲受を理由とする不利益な変更は行いません。雇用はそのまま承継いたします。</w:t>
+        <w:t xml:space="preserve">支配人、キッチン、サービスの全従業員の皆様（ご共有いただいた質疑応答では21名、2026年8月分の給与台帳では19名と拝見しております）について、給与・賞与・役職・勤務条件のいずれについても、譲受を理由とする不利益な変更は行いません。雇用はそのまま承継いたします。</w:t>
       </w:r>
     </w:p>
     <w:p>
@@ -2664,6 +2664,19 @@
     </w:p>
     <w:p>
       <w:pPr>
+        <w:spacing w:after="120" w:before="0" w:line="300"/>
+      </w:pPr>
+      <w:r>
+        <w:rPr>
+          <w:rFonts w:ascii="Century" w:eastAsia="ＭＳ 明朝" w:hAnsi="Century"/>
+          <w:sz w:val="21"/>
+          <w:szCs w:val="21"/>
+        </w:rPr>
+        <w:t xml:space="preserve">なお、ご開示いただいた第16期（2026年1月〜7月）の月次試算表により、2026年7月末時点の現預金が16億858万円、長期貸付金が5億円、有利子負債がゼロであることを確認いたしました。8月以降の稼得利益から法人税の中間納付および7月の役員賞与に係る源泉預り金の支払を控除すると、12月末の現預金は17億4,000万円前後となる見込みであり、上記の想定ネットキャッシュは実績によって裏づけられているものと理解しております。</w:t>
+      </w:r>
+    </w:p>
+    <w:p>
+      <w:pPr>
         <w:spacing w:after="100" w:before="200" w:line="300"/>
       </w:pPr>
       <w:r>
@@ -2757,7 +2770,7 @@
           <w:sz w:val="21"/>
           <w:szCs w:val="21"/>
         </w:rPr>
-        <w:t xml:space="preserve">⑤ 物販事業について、商標およびレシピが対象会社に帰属し、レストラン外に製造拠点を設けることに支障がないことが確認される場合。なお、ワイン在庫につきましては簿価1.19億円と承知しており、時価評価による含み益は生じうるものの、価額全体に与える影響は限定的であると理解しております。</w:t>
+        <w:t xml:space="preserve">⑤ 物販事業について、商標およびレシピが対象会社に帰属し、レストラン外に製造拠点を設けることに支障がないことが確認される場合。なお、ワイン在庫につきましては第15期末の簿価1.19億円（2026年7月末は1.15億円）と承知しており、時価評価による含み益は生じうるものの、価額全体に与える影響は限定的であると理解しております。</w:t>
       </w:r>
     </w:p>
     <w:p>
@@ -4499,7 +4512,7 @@
           <w:sz w:val="21"/>
           <w:szCs w:val="21"/>
         </w:rPr>
-        <w:t xml:space="preserve">⑤ 役員貸付金がクロージング時に全額現金にて精算されること。ご共有いただいた質疑応答および第15期の勘定科目内訳明細書により、同貸付金5億円は岸田様個人に対するもので、年利1%相当の利息（第15期430万円）が適正に計上されていること、担保は同氏が保有される対象会社株式であることを確認いたしました。本件により当該株式は当社へ移転し担保としての機能を失うため、クロージング時の現金精算を最終契約上の前提条件とさせていただきたく存じます。</w:t>
+        <w:t xml:space="preserve">⑤ 役員貸付金がクロージング時に全額現金にて精算されること。ご共有いただいた質疑応答および第15期の勘定科目内訳明細書により、同貸付金5億円は岸田様個人に対するもので、年利0.900%の利息（第15期430万円）が雑収入として適正に計上されていること、担保は同氏が保有される対象会社株式であることを確認いたしました。また、第15期の月次残高推移により、同貸付金が2025年3月に4億円から5億円へ増額されていることを確認いたしました。本件により当該株式は当社へ移転し担保としての機能を失うため、クロージング時の現金精算を最終契約上の前提条件とさせていただきたく存じます。</w:t>
       </w:r>
     </w:p>
     <w:p>
@@ -5695,7 +5708,7 @@
           <w:sz w:val="21"/>
           <w:szCs w:val="21"/>
         </w:rPr>
-        <w:t xml:space="preserve">⑩ 関連当事者取引：対象会社が岸田様のご自宅（港区高輪）を社宅として賃借されている件の契約内容と、本件後の取扱い。</w:t>
+        <w:t xml:space="preserve">⑩ 関連当事者取引および社宅：第15期の地代家賃のうち社宅分393万7,000円について、給与控除による回収額393万円がほぼ同額であり損益への影響が生じていないことを確認しております。賃貸借契約の名義、対象者および本件後の取扱いをご教示ください。</w:t>
       </w:r>
     </w:p>
     <w:p>
@@ -5738,6 +5751,48 @@
           <w:szCs w:val="21"/>
         </w:rPr>
         <w:t xml:space="preserve">⑬ 許認可：飲食店営業許可等の承継可否。</w:t>
+      </w:r>
+    </w:p>
+    <w:p>
+      <w:pPr>
+        <w:spacing w:after="80" w:line="300"/>
+        <w:ind w:left="440" w:hanging="280"/>
+      </w:pPr>
+      <w:r>
+        <w:rPr>
+          <w:rFonts w:ascii="Century" w:eastAsia="ＭＳ 明朝" w:hAnsi="Century"/>
+          <w:sz w:val="21"/>
+          <w:szCs w:val="21"/>
+        </w:rPr>
+        <w:t xml:space="preserve">⑭ 非継続の収益：第15期の売上高9億7,640万円には、月額100万円の業務受託収入が9か月分（900万円）含まれており、2025年9月をもって終了しているものと拝見しております。当該取引の内容と終了の経緯をご教示ください。なお当社は、これを除いた継続事業ベースで2026年1〜7月の売上が前年同期比6.1%増であると理解しており、本件の評価においてはこの実勢を用いております。</w:t>
+      </w:r>
+    </w:p>
+    <w:p>
+      <w:pPr>
+        <w:spacing w:after="80" w:line="300"/>
+        <w:ind w:left="440" w:hanging="280"/>
+      </w:pPr>
+      <w:r>
+        <w:rPr>
+          <w:rFonts w:ascii="Century" w:eastAsia="ＭＳ 明朝" w:hAnsi="Century"/>
+          <w:sz w:val="21"/>
+          <w:szCs w:val="21"/>
+        </w:rPr>
+        <w:t xml:space="preserve">⑮ 店舗家賃の期間差異：地代家賃（店舗分）が第13期2,435万円に対し第14期・第15期は1,534万円と、約900万円の差異が生じております。契約条件の変更、賃料改定または計上区分の変更の有無をご教示ください。</w:t>
+      </w:r>
+    </w:p>
+    <w:p>
+      <w:pPr>
+        <w:spacing w:after="80" w:line="300"/>
+        <w:ind w:left="440" w:hanging="280"/>
+      </w:pPr>
+      <w:r>
+        <w:rPr>
+          <w:rFonts w:ascii="Century" w:eastAsia="ＭＳ 明朝" w:hAnsi="Century"/>
+          <w:sz w:val="21"/>
+          <w:szCs w:val="21"/>
+        </w:rPr>
+        <w:t xml:space="preserve">⑯ 勤怠記録：ご開示いただいた支給控除一覧表において、就労時間が1日8時間×出勤日数の定時数で記録されております。実労働時間の記録方法と、原資料（タイムカード等）の保存状況をご教示ください。本項は前記⑧と一体の論点であり、当社は是正を価額の減額要素とは考えておりません。</w:t>
       </w:r>
     </w:p>
     <w:p>
@@ -7106,7 +7161,7 @@
           <w:sz w:val="21"/>
           <w:szCs w:val="21"/>
         </w:rPr>
-        <w:t xml:space="preserve">レストランの事業承継において、譲渡された側の従業員の方々が抱かれる最大のご不安は、待遇の切下げと人員の入替えであると存じます。当社は、アピシウスにおいて、そのいずれも行わないどころか労働環境をむしろ改善したうえで、業績を大きく伸ばすことができました。対象会社の21名の皆様に対して、当社はこの実績をもってご説明申し上げることができます。</w:t>
+        <w:t xml:space="preserve">レストランの事業承継において、譲渡された側の従業員の方々が抱かれる最大のご不安は、待遇の切下げと人員の入替えであると存じます。当社は、アピシウスにおいて、そのいずれも行わないどころか労働環境をむしろ改善したうえで、業績を大きく伸ばすことができました。対象会社の従業員の皆様に対して、当社はこの実績をもってご説明申し上げることができます。</w:t>
       </w:r>
     </w:p>
     <w:p>

--- a/M&A/カンテサンス/意向表明書_カンテサンス_20260930.docx
+++ b/M&A/カンテサンス/意向表明書_カンテサンス_20260930.docx
@@ -1148,7 +1148,7 @@
           <w:sz w:val="21"/>
           <w:szCs w:val="21"/>
         </w:rPr>
-        <w:t xml:space="preserve">① 後継料理長の探索（最優先事項）：面談において、3〜4年後に後任となる人材が現時点ではいらっしゃらないこと、候補として現ご在籍の方、卒業生の方、外部からの招聘の3通りをお考えであることを伺いました。当社は、その探索を岸田様とご一緒に行いたいと考えております。当社は株式会社アピシウスにおいてグランメゾンの運営を現に行っており、料理人の方々のネットワークを実務として有しております。加えて、ティエリー・マルクス氏との協業を通じたフランス本国のネットワークも活用可能です。ただし、候補者の最終的な適否は、岸田様のご判断を尊重いたします。</w:t>
+        <w:t xml:space="preserve">① 後継料理長の探索（最優先事項）：面談において、3〜4年後に後任となる人材が現時点ではいらっしゃらないこと、候補として現ご在籍の方、卒業生の方、外部からの招聘の3通りをお考えであることを伺いました。当社は、その探索を岸田様とご一緒に行いたいと考えております。当社は株式会社アピシウスにおいてグランメゾンの運営を現に行っており、料理人の方々のネットワークを実務として有しております。加えて、ティエリー・マルクス氏との協業を通じたフランス本国のネットワークも活用可能です。候補者の適否を評価するにあたっては、岸田様のご意見を最も重視いたします。</w:t>
       </w:r>
     </w:p>
     <w:p>
@@ -1176,7 +1176,7 @@
           <w:sz w:val="21"/>
           <w:szCs w:val="21"/>
         </w:rPr>
-        <w:t xml:space="preserve">③ 物販の生産能力の確保：ご共有いただいた質疑応答により、チーズケーキの売上が年間約7,000万円に達し、レストラン内での製造が生産能力の上限にあること、直近の抽選販売では約470名のご応募に対して販売枠が318個であったことを承知いたしました。需要が供給を大きく上回っている状態であり、当社が最も直接的にお役に立てる領域であると考えております。当社は自社EC（楽天・Yahoo!・寺田ワインマーケット）の運営実績と海外輸出入ライセンスを有しており、製造拠点の確保、受注・物流の運営、および海外販売の実務をご提供できます。</w:t>
+        <w:t xml:space="preserve">③ 物販の生産能力の確保：ご共有いただいた質疑応答により、チーズケーキの売上が年間約7,000万円に達し、レストラン内での製造が生産能力の上限にあること、直近の抽選販売では約470名のご応募に対して販売枠が318個であったことを承知いたしました。需要が供給を大きく上回っている状態であり、当社が最も直接的にお役に立てる領域であると考えております。当社は自社EC（楽天・Yahoo!・寺田ワインマーケット）の運営実績を有しており、製造拠点の確保、受注・物流の運営をご提供できます。なお、当社が現に有する輸出入の免許は酒類に係るものであり、洋菓子の輸出について当社が既に許認可を備えているものではございません。海外販売には、輸出先国ごとの要件（乳等を含む製品に係る規制、衛生証明、表示・賞味期限の基準等）への対応と、これに適合する製造拠点の整備が必要となります。当社は、これを当社の負担と責任において準備したうえで着手する考えであり、本書において海外販売を価額算定の前提とはしておりません。</w:t>
       </w:r>
     </w:p>
     <w:p>
@@ -1355,7 +1355,7 @@
           <w:sz w:val="21"/>
           <w:szCs w:val="21"/>
         </w:rPr>
-        <w:t xml:space="preserve">・サービス料の料率（現行10%）。変更は岸田様のご判断による場合に限ります。</w:t>
+        <w:t xml:space="preserve">・サービス料の料率（現行10%）。変更を検討する場合には、必ず事前に岸田様にご相談いたします。</w:t>
       </w:r>
     </w:p>
     <w:p>
@@ -1411,7 +1411,7 @@
           <w:sz w:val="21"/>
           <w:szCs w:val="21"/>
         </w:rPr>
-        <w:t xml:space="preserve">・サービス体制および接客の方針。海外からのご予約の受入れ方針を含め、岸田様のご判断を尊重いたします。</w:t>
+        <w:t xml:space="preserve">・サービス体制および接客の方針。海外からのご予約の受入れ方針を含め、現行の運用を維持いたします。変更を検討する場合には、必ず事前に岸田様のご意見を伺います。</w:t>
       </w:r>
     </w:p>
     <w:p>
@@ -1483,7 +1483,7 @@
           <w:sz w:val="21"/>
           <w:szCs w:val="21"/>
         </w:rPr>
-        <w:t xml:space="preserve">当社は、いずれのお考えにも全面的に賛同いたします。そのうえで、次の2点を最終契約においてお約束する用意がございます。</w:t>
+        <w:t xml:space="preserve">当社は、いずれのお考えにも賛同いたします。そのうえで、次の2点を最終契約においてお約束する用意がございます。</w:t>
       </w:r>
     </w:p>
     <w:p>
@@ -1497,7 +1497,7 @@
           <w:sz w:val="21"/>
           <w:szCs w:val="21"/>
         </w:rPr>
-        <w:t xml:space="preserve">① 料理、メニュー、価格、食材・ワインの仕入、店舗の意匠その他ブランドに関わる事項は、岸田様ご在任中は岸田様の、ご退任後は後継の料理長の承認を要するものとし、当社が一方的に決定することはいたしません。</w:t>
+        <w:t xml:space="preserve">① 料理、メニュー、価格、食材・ワインの仕入、店舗の意匠その他ブランドに関わる事項につきましては、岸田様ご在任中は岸田様に、ご退任後は後継の料理長に、必ず事前にご相談し、そのご意見を尊重いたします。ご意見と異なる判断をする場合には、事前にその理由をご説明申し上げます。また、岸田様が明確にご反対された事項を、ご在任中に当社が押し切って実施することはいたしません。</w:t>
       </w:r>
     </w:p>
     <w:p>
@@ -1512,6 +1512,50 @@
           <w:szCs w:val="21"/>
         </w:rPr>
         <w:t xml:space="preserve">② カンテサンス本体の多店舗化は行いません。展開は、本店とは切り離した別商品・別業態において、段階的に検証を重ねる方法によります。</w:t>
+      </w:r>
+    </w:p>
+    <w:p>
+      <w:pPr>
+        <w:spacing w:after="60"/>
+      </w:pPr>
+    </w:p>
+    <w:p>
+      <w:pPr>
+        <w:spacing w:after="120" w:before="0" w:line="300"/>
+      </w:pPr>
+      <w:r>
+        <w:rPr>
+          <w:rFonts w:ascii="Century" w:eastAsia="ＭＳ 明朝" w:hAnsi="Century"/>
+          <w:sz w:val="21"/>
+          <w:szCs w:val="21"/>
+        </w:rPr>
+        <w:t xml:space="preserve">あわせて、意思決定の考え方を率直に申し上げます。譲受後は当社が対象会社の株主となりますので、会社としての最終的な意思決定は当社が行うこととなります。岸田様に拒否権をお持ちいただく形は、ご在任の3年間が経過した後に意思決定が滞る要因となりかねず、対象会社にとってかえって望ましくないと考えております。</w:t>
+      </w:r>
+    </w:p>
+    <w:p>
+      <w:pPr>
+        <w:spacing w:after="120" w:before="0" w:line="300"/>
+      </w:pPr>
+      <w:r>
+        <w:rPr>
+          <w:rFonts w:ascii="Century" w:eastAsia="ＭＳ 明朝" w:hAnsi="Century"/>
+          <w:sz w:val="21"/>
+          <w:szCs w:val="21"/>
+        </w:rPr>
+        <w:t xml:space="preserve">もっとも、それは現場にお諮りすることなく物事を決めるという意味では全くございません。当社がお約束いたしますのは、①重要な事項は必ず事前にご相談すること、②岸田様のご意見を最も重く受け止めること、③ご意見と異なる判断をする場合には事前にその理由をご説明すること、④ご在任中、明確にご反対された事項を押し切って実施しないこと、の4点でございます。</w:t>
+      </w:r>
+    </w:p>
+    <w:p>
+      <w:pPr>
+        <w:spacing w:after="120" w:before="0" w:line="300"/>
+      </w:pPr>
+      <w:r>
+        <w:rPr>
+          <w:rFonts w:ascii="Century" w:eastAsia="ＭＳ 明朝" w:hAnsi="Century"/>
+          <w:sz w:val="21"/>
+          <w:szCs w:val="21"/>
+        </w:rPr>
+        <w:t xml:space="preserve">そもそも、前記(1)のとおり当社は譲受後3年間、料理・価格・席数・営業日数・仕入先・サービス体制のいずれについても現行を維持することを基本方針としており、これらについて当社から変更をご提案する場面自体を想定しておりません。価額の算定においても、値上げ・増席・営業日数の増加による増収を一切織り込んでおりません（本書7項）。当社に現状を変更する動機がないことは、算定根拠をもってお示しできるものと存じます。</w:t>
       </w:r>
     </w:p>
     <w:p>
@@ -1539,7 +1583,7 @@
           <w:sz w:val="21"/>
           <w:szCs w:val="21"/>
         </w:rPr>
-        <w:t xml:space="preserve">いずれも、岸田様がご納得される形でのみ実施するものです。三つ星の維持と両立しない施策は行いません。</w:t>
+        <w:t xml:space="preserve">いずれも、着手前に岸田様にご相談し、ご意見を伺ったうえで進めます。三つ星の維持と両立しない施策は行いません。</w:t>
       </w:r>
     </w:p>
     <w:p>
@@ -1553,7 +1597,7 @@
           <w:sz w:val="21"/>
           <w:szCs w:val="21"/>
         </w:rPr>
-        <w:t xml:space="preserve">① 後継料理長の探索（最優先事項）：岸田様のご在任3年間のうちに、現ご在籍の方、卒業生の方、外部からの招聘という3つの選択肢を並行して検討し、最も適任の方を共同で選定いたします。当社は候補者の探索と交渉を実務として担当し、最終的な適否の判断は岸田様に委ねます。</w:t>
+        <w:t xml:space="preserve">① 後継料理長の探索（最優先事項）：岸田様のご在任3年間のうちに、現ご在籍の方、卒業生の方、外部からの招聘という3つの選択肢を並行して検討し、最も適任の方を共同で選定いたします。当社は候補者の探索と交渉を実務として担当いたします。適否の評価にあたっては岸田様のご意見を最も重視いたしますが、選定の決定は当社が行います。岸田様がご懸念を示された候補者について、そのご懸念が解消されないまま当社が起用を強行することはいたしません。</w:t>
       </w:r>
     </w:p>
     <w:p>
@@ -1567,7 +1611,7 @@
           <w:sz w:val="21"/>
           <w:szCs w:val="21"/>
         </w:rPr>
-        <w:t xml:space="preserve">② 物販の拡大：面談において、対象会社で製造されたものと工場で製造されたものが併存し、後者が劣化版として受け取られる事態を避けるべきというお考えを伺いました。当社も同意見です。したがって二系統の製造は行わず、レストランの厨房から切り離した専用の製造拠点を単一の供給源として設けることを想定しております。レストランの生産能力を物販に割いている現状を解消すること自体が、厨房の負担軽減にもつながるものと考えております。海外販売は、その体制が整った段階で当社の輸出入ライセンスおよび越境ECの基盤を用いて進めます。</w:t>
+        <w:t xml:space="preserve">② 物販の拡大：面談において、対象会社で製造されたものと工場で製造されたものが併存し、後者が劣化版として受け取られる事態を避けるべきというお考えを伺いました。当社も同意見です。したがって二系統の製造は行わず、レストランの厨房から切り離した専用の製造拠点を単一の供給源として設けることを想定しております。レストランの生産能力を物販に割いている現状を解消すること自体が、厨房の負担軽減にもつながるものと考えております。海外販売は、国内の製造体制が整い、かつ輸出先国ごとの規制対応が完了した段階で着手いたします。当社の越境ECおよび海外発送の運営基盤を用いますが、洋菓子の輸出に係る許認可は当社が現に有するものではなく、その取得および整備は当社の負担で行います。</w:t>
       </w:r>
     </w:p>
     <w:p>
@@ -1669,7 +1713,7 @@
           <w:sz w:val="21"/>
           <w:szCs w:val="21"/>
         </w:rPr>
-        <w:t xml:space="preserve">① 設備の更新・修繕：当社は、必要な修繕および設備更新について、当社の資金により対応する用意がございます。株式会社アピシウスにおいても、店内の傷んでいた部分について当社の資金で改装・修繕を実施しており、同様の対応が可能です。譲受後、岸田様のご判断のもとで速やかに着手できるよう準備いたします。</w:t>
+        <w:t xml:space="preserve">① 設備の更新・修繕：当社は、必要な修繕および設備更新について、当社の資金により対応する用意がございます。株式会社アピシウスにおいても、店内の傷んでいた部分について当社の資金で改装・修繕を実施しており、同様の対応が可能です。譲受後、優先順位を岸田様とご相談のうえ、速やかに着手できるよう準備いたします。</w:t>
       </w:r>
     </w:p>
     <w:p>

--- a/M&A/カンテサンス/意向表明書_カンテサンス_20260930.docx
+++ b/M&A/カンテサンス/意向表明書_カンテサンス_20260930.docx
@@ -1933,7 +1933,7 @@
           <w:sz w:val="21"/>
           <w:szCs w:val="21"/>
         </w:rPr>
-        <w:t xml:space="preserve">支配人、キッチン、サービスの全従業員の皆様（ご共有いただいた質疑応答では21名、2026年8月分の給与台帳では19名と拝見しております）について、給与・賞与・役職・勤務条件のいずれについても、譲受を理由とする不利益な変更は行いません。雇用はそのまま承継いたします。</w:t>
+        <w:t xml:space="preserve">ご開示いただいた従業員名簿（基準日2026年9月17日）により、承継対象となるスタッフは、支配人1名・キッチン11名・サービス6名の計18名（岸田様を除く）と拝見しております。この皆様について、給与・賞与・役職・勤務条件のいずれについても、譲受を理由とする不利益な変更は行いません。雇用はそのまま承継いたします。</w:t>
       </w:r>
     </w:p>
     <w:p>

--- a/M&A/カンテサンス/意向表明書_カンテサンス_20260930.docx
+++ b/M&A/カンテサンス/意向表明書_カンテサンス_20260930.docx
@@ -992,6 +992,19 @@
           <w:sz w:val="21"/>
           <w:szCs w:val="21"/>
         </w:rPr>
+        <w:t xml:space="preserve">ワインを扱う者として、当社は常に一つのことを考えてまいりました。一本のワインは、生産者の畑で生まれ、海を渡り、長い時間をかけて保管され、流通を経て、最後に食卓で開けられたときに初めてその価値を完結させます。当社は創業以来、その道のりのうち仕入・保管・流通を担ってまいりましたが、最後の一皿と一杯が出会う場所については、敬意をもって見つめる立場にございました。対象会社は、その場所の日本における頂点であると考えております。</w:t>
+      </w:r>
+    </w:p>
+    <w:p>
+      <w:pPr>
+        <w:spacing w:after="120" w:before="0" w:line="300"/>
+      </w:pPr>
+      <w:r>
+        <w:rPr>
+          <w:rFonts w:ascii="Century" w:eastAsia="ＭＳ 明朝" w:hAnsi="Century"/>
+          <w:sz w:val="21"/>
+          <w:szCs w:val="21"/>
+        </w:rPr>
         <w:t xml:space="preserve">当社にとって対象会社は、収益を目的として取得する事業であると同時に、日本の食文化として守るべき資産であると考えております。</w:t>
       </w:r>
     </w:p>
@@ -1269,6 +1282,136 @@
           <w:szCs w:val="21"/>
         </w:rPr>
         <w:t xml:space="preserve">当社は、対象会社の仕入・運営に当社の都合を持ち込むことはいたしません。価値は対象会社から当社へ流れるものであり、その逆ではないと考えております。</w:t>
+      </w:r>
+    </w:p>
+    <w:p>
+      <w:pPr>
+        <w:spacing w:after="100" w:before="200" w:line="300"/>
+      </w:pPr>
+      <w:r>
+        <w:rPr>
+          <w:rFonts w:ascii="Arial" w:eastAsia="ＭＳ ゴシック" w:hAnsi="Arial"/>
+          <w:b/>
+          <w:bCs/>
+          <w:sz w:val="21"/>
+          <w:szCs w:val="21"/>
+        </w:rPr>
+        <w:t xml:space="preserve">(4) 直接のシナジーを超えて ― 当社が本件に見出している意義</w:t>
+      </w:r>
+    </w:p>
+    <w:p>
+      <w:pPr>
+        <w:spacing w:after="120" w:before="0" w:line="300"/>
+      </w:pPr>
+      <w:r>
+        <w:rPr>
+          <w:rFonts w:ascii="Century" w:eastAsia="ＭＳ 明朝" w:hAnsi="Century"/>
+          <w:sz w:val="21"/>
+          <w:szCs w:val="21"/>
+        </w:rPr>
+        <w:t xml:space="preserve">前項のとおり、当社は本件に劇的なシナジーを見込んでおりません。本書で申し上げる価額も、シナジーを一切織り込まずに算定したものです。それでもなお当社が本件に強く惹かれる理由を、率直に申し上げます。</w:t>
+      </w:r>
+    </w:p>
+    <w:p>
+      <w:pPr>
+        <w:spacing w:after="80" w:line="300"/>
+        <w:ind w:left="440" w:hanging="280"/>
+      </w:pPr>
+      <w:r>
+        <w:rPr>
+          <w:rFonts w:ascii="Century" w:eastAsia="ＭＳ 明朝" w:hAnsi="Century"/>
+          <w:sz w:val="21"/>
+          <w:szCs w:val="21"/>
+        </w:rPr>
+        <w:t xml:space="preserve">① 名店を、閉じることなく、切り売りすることなく次へつなぐこと：後継の問題を理由に名店が静かに幕を下ろす例を、当社は業界の内側で見てまいりました。あるいは、数年後の売却を前提とする資本に渡り、店の時間軸とは異なる論理で運営される例もございます。当社は、そのいずれでもない道を示したいと考えております。当社は対象会社を期限を定めずに保有し、転売は想定しておりません。</w:t>
+      </w:r>
+    </w:p>
+    <w:p>
+      <w:pPr>
+        <w:spacing w:after="80" w:line="300"/>
+        <w:ind w:left="440" w:hanging="280"/>
+      </w:pPr>
+      <w:r>
+        <w:rPr>
+          <w:rFonts w:ascii="Century" w:eastAsia="ＭＳ 明朝" w:hAnsi="Century"/>
+          <w:sz w:val="21"/>
+          <w:szCs w:val="21"/>
+        </w:rPr>
+        <w:t xml:space="preserve">② 技術と、その教え方を次の世代へ：岸田様は質疑応答において、高価格帯の料理はほとんどが暗黙知であり、分量ではなく「美味しいとは何か、良い仕事とは何か」を教えなければならず、それを教えられる人は業界全体でもそう多くはない、とお書きになりました。当社は、この一文に本件の核心があると受け止めております。岸田様のご在任の3年間は、当社にとって事業を引き継ぐ期間である以前に、この教えが次の世代へ移っていく時間であると考えております。</w:t>
+      </w:r>
+    </w:p>
+    <w:p>
+      <w:pPr>
+        <w:spacing w:after="80" w:line="300"/>
+        <w:ind w:left="440" w:hanging="280"/>
+      </w:pPr>
+      <w:r>
+        <w:rPr>
+          <w:rFonts w:ascii="Century" w:eastAsia="ＭＳ 明朝" w:hAnsi="Century"/>
+          <w:sz w:val="21"/>
+          <w:szCs w:val="21"/>
+        </w:rPr>
+        <w:t xml:space="preserve">③ 生産者の方々と、働く方々を守ること：対象会社が20年以上をかけて築いてこられた生産者の方々とのつながりは、最高の食材を作る方々にとっての最高の出口でもあります。これを途切れさせないこと、そして18名の皆様の雇用と待遇をそのまま守ることは、当社にとって本件の目的そのものです。</w:t>
+      </w:r>
+    </w:p>
+    <w:p>
+      <w:pPr>
+        <w:spacing w:after="80" w:line="300"/>
+        <w:ind w:left="440" w:hanging="280"/>
+      </w:pPr>
+      <w:r>
+        <w:rPr>
+          <w:rFonts w:ascii="Century" w:eastAsia="ＭＳ 明朝" w:hAnsi="Century"/>
+          <w:sz w:val="21"/>
+          <w:szCs w:val="21"/>
+        </w:rPr>
+        <w:t xml:space="preserve">④ 卒業生の方々が帰ってこられる場所として：対象会社は、多くの料理人を独立へと送り出してきた学校でもあります。当社は、アピシウスと対象会社という二つのグランメゾンを通じて、料理人の方々が学び、巣立ち、必要なときには戻ってこられる場所を守りたいと考えております。卒業生の方々とのつながりは、後継の課題においても何より心強い財産であると存じます。</w:t>
+      </w:r>
+    </w:p>
+    <w:p>
+      <w:pPr>
+        <w:spacing w:after="80" w:line="300"/>
+        <w:ind w:left="440" w:hanging="280"/>
+      </w:pPr>
+      <w:r>
+        <w:rPr>
+          <w:rFonts w:ascii="Century" w:eastAsia="ＭＳ 明朝" w:hAnsi="Century"/>
+          <w:sz w:val="21"/>
+          <w:szCs w:val="21"/>
+        </w:rPr>
+        <w:t xml:space="preserve">⑤ 伸ばすということについて：当社は、本店を大きくすることは考えておりません。伸ばすべきは本店の外側であり、それも岸田様ご自身がお示しになった方向に限ります。需要が供給を大きく上回っているチーズケーキの製造体制、そして岸田様が再現性が高いとお考えの一品特化の業態。こうした本店の外側において、対象会社の考え方をより多くの方にお届けすることが、当社の考える成長です。これらはいずれも価額に織り込んでおらず、実現した場合には、対象会社と従業員の皆様の将来に還元されるべきものと考えております。</w:t>
+      </w:r>
+    </w:p>
+    <w:p>
+      <w:pPr>
+        <w:spacing w:after="80" w:line="300"/>
+        <w:ind w:left="440" w:hanging="280"/>
+      </w:pPr>
+      <w:r>
+        <w:rPr>
+          <w:rFonts w:ascii="Century" w:eastAsia="ＭＳ 明朝" w:hAnsi="Century"/>
+          <w:sz w:val="21"/>
+          <w:szCs w:val="21"/>
+        </w:rPr>
+        <w:t xml:space="preserve">⑥ 当社にとっての意味：ワインを扱う者にとって、三つ星と歩みをともにすることは、生産者の方々に対する当社自身の信用を高めることにつながります。ただしそれは、対象会社の仕入経路に当社が入ることによってではなく、当社がこの店にふさわしい存在であり続けることによってのみ得られるものと考えております。</w:t>
+      </w:r>
+    </w:p>
+    <w:p>
+      <w:pPr>
+        <w:spacing w:after="60"/>
+      </w:pPr>
+    </w:p>
+    <w:p>
+      <w:pPr>
+        <w:spacing w:after="120" w:before="0" w:line="300"/>
+      </w:pPr>
+      <w:r>
+        <w:rPr>
+          <w:rFonts w:ascii="Century" w:eastAsia="ＭＳ 明朝" w:hAnsi="Century"/>
+          <w:sz w:val="21"/>
+          <w:szCs w:val="21"/>
+        </w:rPr>
+        <w:t xml:space="preserve">当社にとって本件は、利益を得るための取引である以前に、岸田様が20年をかけて築かれたものを、壊すことなく、次の20年へお預かりする仕事であると考えております。</w:t>
       </w:r>
     </w:p>
     <w:p>
@@ -7399,6 +7542,19 @@
           <w:sz w:val="21"/>
           <w:szCs w:val="21"/>
         </w:rPr>
+        <w:t xml:space="preserve">本件には、当社のほかにも候補となる方々がいらっしゃると伺っております。投資を本業とする資本は、定められた期間のなかで価値を高め、次の買い手へ引き継ぐことを使命としております。多店舗を展開する事業会社は、規模と効率によって価値を生み出すことを得意としております。いずれも、それぞれの領域においては正しい考え方です。しかし、岸田様が20年をかけて築かれたものは、期限を切って磨き上げるものでも、規模によって広げるものでもないと、当社は考えております。</w:t>
+      </w:r>
+    </w:p>
+    <w:p>
+      <w:pPr>
+        <w:spacing w:after="120" w:before="0" w:line="300"/>
+      </w:pPr>
+      <w:r>
+        <w:rPr>
+          <w:rFonts w:ascii="Century" w:eastAsia="ＭＳ 明朝" w:hAnsi="Century"/>
+          <w:sz w:val="21"/>
+          <w:szCs w:val="21"/>
+        </w:rPr>
         <w:t xml:space="preserve">これは、価格の多寡によって解決される性質の課題ではございません。必要なのは、3年という限られた期間のなかで、候補者を探し、打診し、迎え入れる実務を担える買主です。当社は、グランメゾンを現に運営し、料理人の方々のネットワークを実務として有しております。面談の場で申し上げたとおり、この探索を岸田様とご一緒に行わせていただきたく存じます。</w:t>
       </w:r>
     </w:p>
@@ -7425,7 +7581,7 @@
           <w:sz w:val="21"/>
           <w:szCs w:val="21"/>
         </w:rPr>
-        <w:t xml:space="preserve">当社は、対象会社を短期的な収益機会として取得するものではありません。三つ星を維持し、岸田様が築かれたものを次の世代へ引き継ぐことを、本件の目的そのものとして位置づけております。</w:t>
+        <w:t xml:space="preserve">当社は、対象会社を短期的な収益機会として取得するものではありません。三つ星を維持し、岸田様が築かれたものを次の世代へ引き継ぐことを、本件の目的そのものとして位置づけております。当社は、対象会社の所有者である以上に、期限のない預かり手でありたいと考えております。</w:t>
       </w:r>
     </w:p>
     <w:p>
